--- a/docs/淘宝星河RPA数据采集与GMV报表系统技术开发文档.docx
+++ b/docs/淘宝星河RPA数据采集与GMV报表系统技术开发文档.docx
@@ -549,7 +549,7 @@
     </w:p>
     <w:p>
       <w:r>
-        <w:t>七月项目不直接采用页面汇总 GMV。系统仅读取字典工作簿的“CPUV底表”，以“笔记/素材ID”为白名单，与下载 CSV 的“内容ID”进行标准化字符串匹配。只保留白名单命中的行，再对这些行的“商家GMV”求和。未命中的内容代表非本项目投流，必须排除。</w:t>
+        <w:t>七月项目不直接采用页面汇总 GMV。系统仅读取字典工作簿的“CPUV底表”，先筛选时间不早于 2026-08-09 且推广目标等于 CPUV 的记录，再以“笔记/素材ID”为白名单，与下载 CSV 的“内容ID”进行标准化字符串匹配。只保留白名单命中的行，再对这些行的“商家GMV”求和。未命中的内容代表非本项目投流，必须排除。</w:t>
       </w:r>
     </w:p>
     <w:p>
